--- a/תיאור אתר.docx
+++ b/תיאור אתר.docx
@@ -191,39 +191,19 @@
           <w:rFonts w:hint="cs"/>
           <w:b/>
           <w:color w:val="000000" w:themeColor="text1"/>
-          <w:highlight w:val="yellow"/>
-          <w:rtl/>
-          <w14:shadow w14:blurRad="38100" w14:dist="19050" w14:dir="2700000" w14:sx="100000" w14:sy="100000" w14:kx="0" w14:ky="0" w14:algn="tl">
-            <w14:schemeClr w14:val="dk1">
-              <w14:alpha w14:val="60000"/>
-            </w14:schemeClr>
-          </w14:shadow>
-          <w14:textOutline w14:w="0" w14:cap="flat" w14:cmpd="sng" w14:algn="ctr">
-            <w14:noFill/>
-            <w14:prstDash w14:val="solid"/>
-            <w14:round/>
-          </w14:textOutline>
-        </w:rPr>
-        <w:t>: עמוד כניסה</w:t>
-      </w:r>
-      <w:r>
-        <w:rPr>
-          <w:rFonts w:hint="cs"/>
-          <w:b/>
-          <w:color w:val="000000" w:themeColor="text1"/>
-          <w:rtl/>
-          <w14:shadow w14:blurRad="38100" w14:dist="19050" w14:dir="2700000" w14:sx="100000" w14:sy="100000" w14:kx="0" w14:ky="0" w14:algn="tl">
-            <w14:schemeClr w14:val="dk1">
-              <w14:alpha w14:val="60000"/>
-            </w14:schemeClr>
-          </w14:shadow>
-          <w14:textOutline w14:w="0" w14:cap="flat" w14:cmpd="sng" w14:algn="ctr">
-            <w14:noFill/>
-            <w14:prstDash w14:val="solid"/>
-            <w14:round/>
-          </w14:textOutline>
-        </w:rPr>
-        <w:t>, עמוד לשליחת בקשה להתנדבות, עמוד קריאות להתנדבות</w:t>
+          <w:rtl/>
+          <w14:shadow w14:blurRad="38100" w14:dist="19050" w14:dir="2700000" w14:sx="100000" w14:sy="100000" w14:kx="0" w14:ky="0" w14:algn="tl">
+            <w14:schemeClr w14:val="dk1">
+              <w14:alpha w14:val="60000"/>
+            </w14:schemeClr>
+          </w14:shadow>
+          <w14:textOutline w14:w="0" w14:cap="flat" w14:cmpd="sng" w14:algn="ctr">
+            <w14:noFill/>
+            <w14:prstDash w14:val="solid"/>
+            <w14:round/>
+          </w14:textOutline>
+        </w:rPr>
+        <w:t>: עמוד כניסה, עמוד לשליחת בקשה להתנדבות, עמוד קריאות להתנדבות</w:t>
       </w:r>
       <w:r>
         <w:rPr>
@@ -346,7 +326,6 @@
       <w:r>
         <w:rPr>
           <w:rFonts w:hint="cs"/>
-          <w:highlight w:val="yellow"/>
           <w:rtl/>
         </w:rPr>
         <w:t xml:space="preserve">: </w:t>
@@ -356,7 +335,6 @@
           <w:rFonts w:hint="cs"/>
           <w:b/>
           <w:color w:val="000000" w:themeColor="text1"/>
-          <w:highlight w:val="yellow"/>
           <w:rtl/>
           <w14:shadow w14:blurRad="38100" w14:dist="19050" w14:dir="2700000" w14:sx="100000" w14:sy="100000" w14:kx="0" w14:ky="0" w14:algn="tl">
             <w14:schemeClr w14:val="dk1">
@@ -601,7 +579,27 @@
             <w14:round/>
           </w14:textOutline>
         </w:rPr>
-        <w:t xml:space="preserve"> הדפסת דוחות שונים</w:t>
+        <w:t xml:space="preserve"> </w:t>
+      </w:r>
+      <w:r>
+        <w:rPr>
+          <w:rFonts w:hint="cs"/>
+          <w:b/>
+          <w:color w:val="000000" w:themeColor="text1"/>
+          <w:highlight w:val="yellow"/>
+          <w:rtl/>
+          <w14:shadow w14:blurRad="38100" w14:dist="19050" w14:dir="2700000" w14:sx="100000" w14:sy="100000" w14:kx="0" w14:ky="0" w14:algn="tl">
+            <w14:schemeClr w14:val="dk1">
+              <w14:alpha w14:val="60000"/>
+            </w14:schemeClr>
+          </w14:shadow>
+          <w14:textOutline w14:w="0" w14:cap="flat" w14:cmpd="sng" w14:algn="ctr">
+            <w14:noFill/>
+            <w14:prstDash w14:val="solid"/>
+            <w14:round/>
+          </w14:textOutline>
+        </w:rPr>
+        <w:t>הדפסת דוחות שונים</w:t>
       </w:r>
     </w:p>
     <w:p>
